--- a/notes/Отчет_Векторизация_КТ_Леликов.docx
+++ b/notes/Отчет_Векторизация_КТ_Леликов.docx
@@ -1437,7 +1437,7 @@
           <w:i w:val="false"/>
           <w:iCs w:val="false"/>
         </w:rPr>
-        <w:t>Пайплайн разбит на четыре последовательные стадии. Маски, найденные на предыдущей стадии, используются как ограничители или подсказки для следующей:</w:t>
+        <w:t>Пайплайн разбит на четыре последовательные стадии. Маски, найденные на предыдущей стадии, используются как ограничивающие маски или априорную инициализацию для следующей:</w:t>
       </w:r>
     </w:p>
     <w:p>
@@ -3153,7 +3153,7 @@
           <w:i w:val="false"/>
           <w:iCs w:val="false"/>
         </w:rPr>
-        <w:t>Сырой результат OTSU содержит крупные «дыры»: тёмные полости и перегородки внутри ореха порог не захватил. Но для маски ореха нам нужен сплошной силуэт. Морфологическое закрытие ядром 7×7 (дилатация, затем эрозия) смыкает разрывы, после чего заливка наибольшего контура (шаг 3) закрывает оставшиеся внутренние полости целиком. На Рис. 8 показан результат закрытия, а на Рис. 9 — наглядно, что именно добавляют закрытие и заливка: зелёным исходный OTSU, жёлтым — восстановленные внутренние области.</w:t>
+        <w:t>Неотфильтрованный результат OTSU содержит крупные внутренние пропуски: тёмные полости и перегородки внутри ореха порог не захватил. Но для маски ореха требуется сплошной силуэт. Морфологическое закрытие ядром 7×7 (дилатация, затем эрозия) смыкает разрывы, после чего заливка наибольшего контура (шаг 3) закрывает оставшиеся внутренние полости целиком. На Рис. 8 показан результат закрытия, а на Рис. 9 — наглядно, что именно добавляют закрытие и заливка: зелёным исходный OTSU, жёлтым — восстановленные внутренние области.</w:t>
       </w:r>
     </w:p>
     <w:p>
@@ -3411,7 +3411,7 @@
           <w:i w:val="false"/>
           <w:iCs w:val="false"/>
         </w:rPr>
-        <w:t>Заливка контура немного «недотягивает» до внешней кромки скорлупы. Лёгкая дилатация ядром 3×3 расширяет маску на ~1 пиксель наружу, гарантированно захватывая край скорлупы. Эффект небольшой по площади (+806 px), но повышает согласие с эталоном: Dice растёт с 0.982 до 0.989 (IoU 0.964 → 0.978). На Рис. 11 красным показано кольцо, добавленное дилатацией, на Рис. 12 — сравнение итоговой маски с эталоном (зелёный — совпадение, синий — недосегментация 1267 px, красный — лишнее, всего 8 px).</w:t>
+        <w:t>Заливка контура не доходит до внешней кромки скорлупы (примерно на 1 пиксель). Лёгкая дилатация ядром 3×3 расширяет маску на ~1 пиксель наружу, гарантированно захватывая край скорлупы. Эффект небольшой по площади (+806 px), но повышает согласие с эталоном: Dice растёт с 0.982 до 0.989 (IoU 0.964 → 0.978). На Рис. 11 красным показано кольцо, добавленное дилатацией, на Рис. 12 — сравнение итоговой маски с эталоном (зелёный — совпадение, синий — недосегментация 1267 px, красный — лишнее, всего 8 px).</w:t>
       </w:r>
     </w:p>
     <w:p>
@@ -3704,7 +3704,7 @@
           <w:i w:val="false"/>
           <w:iCs w:val="false"/>
         </w:rPr>
-        <w:t>Определение interior на этой стадии: interior — это всё, что внутри ореха за вычетом скорлупы, то есть (mask − shell), жёстко ограниченное внешним контуром скорлупы. Геометрически это «начинка» ореха: полости, ядро и перегородки вместе. Именно этот interior передаётся дальше в стадии C и E как область поиска. (В этих стадиях он используется по-разному — см. соответствующие разделы.)</w:t>
+        <w:t>Определение interior на этой стадии: interior — это всё, что внутри ореха за вычетом скорлупы, то есть (mask − shell), жёстко ограниченное внешним контуром скорлупы. Геометрически это внутреннее содержимое ореха: полости, ядро и перегородки вместе. Именно этот interior передаётся дальше в стадии C и E как область поиска. (В этих стадиях он используется по-разному — см. соответствующие разделы.)</w:t>
       </w:r>
     </w:p>
     <w:p>
@@ -3919,7 +3919,7 @@
           <w:i w:val="false"/>
           <w:iCs w:val="false"/>
         </w:rPr>
-        <w:t>2) Внутри me берутся пиксели исходной яркости; вычисляется перцентильный порог t (для среза 303: p = 85 → t = 176): скорлупа ярче начинки, поэтому верхний перцентиль яркости внутри области me соответствует внутренней стенке скорлупы. Бинаризация по этому порогу — Рис. 14.</w:t>
+        <w:t>2) Внутри me выбираются пиксели исходной яркости; вычисляется перцентильный порог t (для среза 303: p = 85 → t = 176): скорлупа ярче внутреннего содержимого, поэтому верхний перцентиль яркости внутри области me соответствует внутренней стенке скорлупы. Бинаризация по этому порогу — Рис. 14.</w:t>
       </w:r>
     </w:p>
     <w:p>
@@ -3997,7 +3997,7 @@
       </w:pPr>
       <w:r>
         <w:rPr/>
-        <w:t>Шаг 3 — отбор компонент: зелёным берём, красным выбрасываем</w:t>
+        <w:t>Шаг 3 — отбор компонент: принимаемые (зелёный) и отклоняемые (красный)</w:t>
       </w:r>
     </w:p>
     <w:p>
@@ -4014,7 +4014,7 @@
           <w:i w:val="false"/>
           <w:iCs w:val="false"/>
         </w:rPr>
-        <w:t>После порога остаётся набор связных компонент. Их нужно отфильтровать: к скорлупе относится одна крупная кольцевая компонента (внутренняя стенка), а множество мелких ярких пятен внутри начинки — это блики на ядре и перегородках, которые надо отбросить. Алгоритм для срезов si &gt; 70 принимает только наибольшую по площади компоненту, остальные отклоняет.</w:t>
+        <w:t>После порога остаётся набор связных компонент. Их нужно отфильтровать: к скорлупе относится одна крупная кольцевая компонента (внутренняя стенка), а множество мелких ярких включений внутри содержимого — это засветки на ядре и перегородках, которые требуется отбросить. Алгоритм для срезов si &gt; 70 принимает только наибольшую по площади компоненту, остальные отклоняет.</w:t>
       </w:r>
     </w:p>
     <w:p>
@@ -4031,7 +4031,7 @@
           <w:i w:val="false"/>
           <w:iCs w:val="false"/>
         </w:rPr>
-        <w:t>На отладочных кадрах это показано цветом на исходном срезе: зелёным закрашены принятые пиксели, красным — отклонённые. На Рис. 15 (слева) показаны все найденные компоненты до фильтра — зелёное кольцо стенки плюс множество красноватых вкраплений внутри (яркие точки на ядре). На Рис. 15 (справа) — после фильтра: оставлена только кольцевая компонента, все внутренние пятна отброшены (красным). Принятая компонента объединяется с кольцом outer — это и есть маска скорлупы.</w:t>
+        <w:t>На отладочных кадрах это показано цветом на исходном срезе: зелёным закрашены принятые пиксели, красным — отклонённые. На Рис. 15 (слева) показаны все найденные компоненты до фильтра — зелёное кольцо стенки плюс множество красноватых вкраплений внутри (яркие точки на ядре). На Рис. 15 (справа) — после фильтра: оставлена только кольцевая компонента, все внутренние включения отброшены (красным). Принятая компонента объединяется с кольцом outer — это и есть маска скорлупы.</w:t>
       </w:r>
     </w:p>
     <w:tbl>
@@ -4212,7 +4212,7 @@
           <w:sz w:val="20"/>
           <w:szCs w:val="20"/>
         </w:rPr>
-        <w:t>Рис. 15. Стадия B, шаг 3: отбор компонент скорлупы. Принимается одна крупная кольцевая компонента (зелёная), внутренние яркие пятна отбрасываются (красные).</w:t>
+        <w:t>Рис. 15. Стадия B, шаг 3: отбор компонент скорлупы. Принимается одна крупная кольцевая компонента (зелёная), внутренние яркие включения отбрасываются (красные).</w:t>
       </w:r>
     </w:p>
     <w:p>
@@ -4436,7 +4436,7 @@
           <w:i w:val="false"/>
           <w:iCs w:val="false"/>
         </w:rPr>
-        <w:t>Алгоритм на основе 4-связности. Яркие пиксели interior (выше процентильного порога seed_pct) берутся как зёрна; от каждого зерна область растёт на соседей, чья яркость отличается от текущего среднего региона не более чем на TOLERANCE. Процесс идёт, пока есть подходящие соседи. 4-связность (вместо 8-) выбрана из-за биологической природы структуры: диагональные «перетекания» между лопастями нежелательны. Результат обрезается по interior (Рис. 18).</w:t>
+        <w:t>Алгоритм на основе 4-связности. Яркие пиксели interior (выше процентильного порога seed_pct) выбираются как зёрна; от каждого зерна область растёт на соседей, чья яркость отличается от текущего среднего региона не более чем на TOLERANCE. Процесс идёт, пока есть подходящие соседи. 4-связность (вместо 8-) выбрана из-за биологической природы структуры: диагональные соединения между лопастями нежелательны. Результат обрезается по interior (Рис. 18).</w:t>
       </w:r>
     </w:p>
     <w:p>
@@ -4504,7 +4504,7 @@
           <w:sz w:val="20"/>
           <w:szCs w:val="20"/>
         </w:rPr>
-        <w:t>Рис. 18. Стадия C: результат region_growing (сырое ядро до фильтрации формы).</w:t>
+        <w:t>Рис. 18. Стадия C: результат region_growing (неотфильтрованное ядро до фильтрации формы).</w:t>
       </w:r>
     </w:p>
     <w:p>
@@ -4514,7 +4514,7 @@
       </w:pPr>
       <w:r>
         <w:rPr/>
-        <w:t>Контроль формы: последовательность фильтров (зелёным берём, красным выбрасываем)</w:t>
+        <w:t>Контроль формы: последовательность фильтров (принимаемые — зелёный, отклоняемые — красный)</w:t>
       </w:r>
     </w:p>
     <w:p>
@@ -4531,7 +4531,7 @@
           <w:i w:val="false"/>
           <w:iCs w:val="false"/>
         </w:rPr>
-        <w:t>Сырой результат содержит как настоящие лопасти ядра, так и ложные компоненты (мелкие пятна, тонкие затёки, рыхлые области). Они отсеиваются цепочкой из четырёх геометрических фильтров; на каждом отладочном кадре принятые компоненты показаны зелёным, отклонённые — красным, рядом подписана площадь a каждой компоненты.</w:t>
+        <w:t>Неотфильтрованный результат содержит как настоящие лопасти ядра, так и ложные компоненты (мелкие включения, тонкие протяжённые области, неплотные области). Они отсеиваются цепочкой из четырёх геометрических фильтров; на каждом отладочном кадре принятые компоненты показаны зелёным, отклонённые — красным, рядом подписана площадь a каждой компоненты.</w:t>
       </w:r>
     </w:p>
     <w:p>
@@ -4633,7 +4633,7 @@
           <w:i w:val="false"/>
           <w:iCs w:val="false"/>
         </w:rPr>
-        <w:t>Фильтр 2 — Solidity (плотность). Solidity = площадь / площадь выпуклой оболочки. Настоящая лопасть плотная и выпуклая (Solidity высокая); рыхлые, изрезанные компоненты с Solidity &lt; solidity_min ≈ 0.36 отбрасываются (Рис. 20).</w:t>
+        <w:t>Фильтр 2 — Solidity (плотность). Solidity = площадь / площадь выпуклой оболочки. Настоящая лопасть плотная и выпуклая (Solidity высокая); неплотные, изрезанные компоненты с Solidity &lt; solidity_min ≈ 0.36 отбрасываются (Рис. 20).</w:t>
       </w:r>
     </w:p>
     <w:p>
@@ -4701,7 +4701,7 @@
           <w:sz w:val="20"/>
           <w:szCs w:val="20"/>
         </w:rPr>
-        <w:t>Рис. 20. Стадия C, фильтр 2 (Solidity ≥ 0.36): рыхлые/изрезанные компоненты отклоняются.</w:t>
+        <w:t>Рис. 20. Стадия C, фильтр 2 (Solidity ≥ 0.36): неплотные/изрезанные компоненты отклоняются.</w:t>
       </w:r>
     </w:p>
     <w:p>
@@ -4803,7 +4803,7 @@
           <w:i w:val="false"/>
           <w:iCs w:val="false"/>
         </w:rPr>
-        <w:t>Фильтр 4 — доля дыр. Если внутренние дыры занимают больше 20 % площади компоненты, она бракуется как ненадёжная (Рис. 22). Комбинированный результат всех четырёх фильтров — Рис. 23.</w:t>
+        <w:t>Фильтр 4 — доля полостей. Если внутренние полости занимают больше 20 % площади компоненты, она бракуется как ненадёжная (Рис. 22). Комбинированный результат всех четырёх фильтров — Рис. 23.</w:t>
       </w:r>
     </w:p>
     <w:p>
@@ -4871,7 +4871,7 @@
           <w:sz w:val="20"/>
           <w:szCs w:val="20"/>
         </w:rPr>
-        <w:t>Рис. 22. Стадия C, фильтр 4 (доля дыр ≤ 20 %): компоненты с большими внутренними полостями отклоняются.</w:t>
+        <w:t>Рис. 22. Стадия C, фильтр 4 (доля полостей ≤ 20 %): компоненты с большими внутренними полостями отклоняются.</w:t>
       </w:r>
     </w:p>
     <w:p>
@@ -5068,7 +5068,7 @@
           <w:i w:val="false"/>
           <w:iCs w:val="false"/>
         </w:rPr>
-        <w:t>Перегородка — это тёмная линейная полоска. Перегородки в орехе неоднородны: одни проходят через центр interior, другие примыкают к ядру, третьи — к внутренней стенке скорлупы. Один метод все типы не ловит, поэтому build_partitions объединяет три независимых источника.</w:t>
+        <w:t>Перегородка — это тёмная линейная структура. Перегородки в орехе неоднородны: одни проходят через центр interior, другие примыкают к ядру, третьи — к внутренней стенке скорлупы. Один метод не выявляет все типы, поэтому build_partitions объединяет три независимых источника.</w:t>
       </w:r>
     </w:p>
     <w:p>
@@ -5180,7 +5180,7 @@
           <w:i w:val="false"/>
           <w:iCs w:val="false"/>
         </w:rPr>
-        <w:t>Отклик нормализуется и порогуется (оставляем верхние проценты по величине). Затем из результата вычитается расширенная маска ядра — убираем пиксели на его контуре, которые Frangi принял за перегородки из-за резкого перепада яркости на границе (Рис. 26).</w:t>
+        <w:t>Отклик нормализуется и бинаризуется по порогу (оставляются верхние проценты по величине). Затем из результата вычитается расширенная маска ядра — удаляются пиксели на его контуре, которые Frangi принял за перегородки из-за резкого перепада яркости на границе (Рис. 26).</w:t>
       </w:r>
     </w:p>
     <w:p>
@@ -5248,7 +5248,7 @@
           <w:sz w:val="20"/>
           <w:szCs w:val="20"/>
         </w:rPr>
-        <w:t>Рис. 26. Стадия D: источник 1 после порогования и удаления зоны ядра.</w:t>
+        <w:t>Рис. 26. Стадия D: источник 1 после пороговой обработки и удаления зоны ядра.</w:t>
       </w:r>
     </w:p>
     <w:p>
@@ -6532,7 +6532,7 @@
         <w:jc w:val="both"/>
       </w:pPr>
       <w:r>
-        <w:t>На вертикальных yz-разрезах (Рис. 31) скорлупа образует замкнутый гладкий контур, а основные лопасти ядра прослеживаются непрерывно; горизонтальные xz-разрезы (Рис. 32) подтверждают ту же картину в перпендикулярном направлении. Просмотр этих проекций включён в регулярный цикл диагностики: после каждой правки segm.py объём пересобирается и центральные разрезы просматриваются заново — это быстрый способ поймать объёмные дефекты, не различимые в плоскости одного среза.</w:t>
+        <w:t>На вертикальных yz-разрезах (Рис. 31) скорлупа образует замкнутый гладкий контур, а основные лопасти ядра прослеживаются непрерывно; горизонтальные xz-разрезы (Рис. 32) подтверждают ту же картину в перпендикулярном направлении. Просмотр этих проекций включён в регулярный цикл диагностики: после каждой правки segm.py объём пересобирается и центральные разрезы просматриваются заново — это быстрый способ обнаружить объёмные дефекты, не различимые в плоскости одного среза.</w:t>
       </w:r>
     </w:p>
     <w:p>
@@ -6805,7 +6805,7 @@
           <w:i w:val="false"/>
           <w:iCs w:val="false"/>
         </w:rPr>
-        <w:t>Проблема 1 — «шипы вниз» у перегородок и ядра. Множество тонких острых выступов, направленных от модели (Рис. 33).</w:t>
+        <w:t>Проблема 1 — остроконечные выступы у перегородок и ядра: множество тонких выступов, направленных от модели (Рис. 33).</w:t>
       </w:r>
     </w:p>
     <w:tbl>
@@ -7003,7 +7003,7 @@
           <w:i w:val="false"/>
           <w:iCs w:val="false"/>
         </w:rPr>
-        <w:t>Проблема 2 — плавающие фрагменты скорлупы: отдельные куски поверхности «висят» вне основной оболочки (Рис. 34).</w:t>
+        <w:t>Проблема 2 — изолированные фрагменты скорлупы: отдельные участки поверхности расположены вне основной оболочки (Рис. 34).</w:t>
       </w:r>
     </w:p>
     <w:p>
@@ -7071,7 +7071,7 @@
           <w:sz w:val="20"/>
           <w:szCs w:val="20"/>
         </w:rPr>
-        <w:t>Рис. 34. Артефакт базового метода: плавающие фрагменты скорлупы вне основной оболочки.</w:t>
+        <w:t>Рис. 34. Артефакт базового метода: изолированные фрагменты скорлупы вне основной оболочки.</w:t>
       </w:r>
     </w:p>
     <w:p>
@@ -7125,7 +7125,7 @@
           <w:i w:val="false"/>
           <w:iCs w:val="false"/>
         </w:rPr>
-        <w:t>Диагностика показала, что «шипы» порождаются мелкими изолированными пикселями на отдельных срезах: при Marching Cubes каждый такой кластер даёт острый выступ. Часть срезов скорлупы к тому же содержала пиксели только у нижнего края кадра (орех выходил за границу среза) — обрыв поверхности интерпретировался как открытый край и вытягивался в «шип». Реализованы:</w:t>
+        <w:t>Диагностика показала, что выступы порождаются мелкими изолированными пикселями на отдельных срезах: при Marching Cubes каждый такой кластер даёт острый выступ. Часть срезов скорлупы к тому же содержала пиксели только у нижнего края кадра (орех выходил за границу среза) — обрыв поверхности интерпретировался как открытый край и вытягивался в выступ. Реализованы:</w:t>
       </w:r>
     </w:p>
     <w:p>
@@ -7198,7 +7198,7 @@
           <w:i w:val="false"/>
           <w:iCs w:val="false"/>
         </w:rPr>
-        <w:t>Для перегородок это сократило число 3D-компонент с 739 до 1 значимой; для скорлупы исчезли все плавающие фрагменты.</w:t>
+        <w:t>Для перегородок это сократило число 3D-компонент с 739 до 1 значимой; для скорлупы исчезли все изолированные фрагменты.</w:t>
       </w:r>
     </w:p>
     <w:p>
@@ -7225,7 +7225,7 @@
           <w:i w:val="false"/>
           <w:iCs w:val="false"/>
         </w:rPr>
-        <w:t>Первая версия очистки mesh оставляла только наибольшую связную компоненту. Для ядра это было ошибкой: ядро ореха состоит из нескольких раздельных лопастей, и все они нужны. После «жадной» очистки терялись целые доли (Рис. 35).</w:t>
+        <w:t>Первая версия очистки mesh оставляла только наибольшую связную компоненту. Для ядра это было ошибкой: ядро ореха состоит из нескольких раздельных лопастей, и все они нужны. После такой очистки (оставляющей только наибольшую компоненту) терялись целые доли (Рис. 35).</w:t>
       </w:r>
     </w:p>
     <w:p>
@@ -7422,7 +7422,7 @@
           <w:i w:val="false"/>
           <w:iCs w:val="false"/>
         </w:rPr>
-        <w:t>На перегородках обнаружился паразитный тонкий «кольцевой» артефакт внутри модели (Рис. 36). Причина: операция заполнения дыр floodFill применялась ко всем классам. Но перегородки на ряде срезов (si ≈ 162–192) образуют почти замкнутый контур вокруг всего ореха; floodFill заполнял всё пространство внутри контура, превращая тонкие перегородки в сплошной диск, внутренняя поверхность которого и давала кольцо при Marching Cubes. На проблемных срезах заполнение добавляло до 45–48 тыс. пикселей — почти весь срез.</w:t>
+        <w:t>На перегородках обнаружился паразитный тонкий «кольцевой» артефакт внутри модели (Рис. 36). Причина: операция заполнения полостей floodFill применялась ко всем классам. Но перегородки на ряде срезов (si ≈ 162–192) образуют почти замкнутый контур вокруг всего ореха; floodFill заполнял всё пространство внутри контура, превращая тонкие перегородки в сплошной диск, внутренняя поверхность которого и давала кольцо при Marching Cubes. На проблемных срезах заполнение добавляло до 45–48 тыс. пикселей — почти весь срез.</w:t>
       </w:r>
     </w:p>
     <w:p>
@@ -8529,7 +8529,7 @@
       </w:pPr>
       <w:r>
         <w:rPr/>
-        <w:t>Реализован build_mesh.py: декодирование overlay в метки, Marching Cubes по классам, двухуровневая очистка (2D + 3D), обрезка краёв кадра, сохранение всех значимых долей ядра, раздельное заполнение дыр (floodFill только для сплошных классов) и low-poly режим с различимыми полигонами.</w:t>
+        <w:t>Реализован build_mesh.py: декодирование overlay в метки, Marching Cubes по классам, двухуровневая очистка (2D + 3D), обрезка краёв кадра, сохранение всех значимых долей ядра, раздельное заполнение полостей (floodFill только для сплошных классов) и low-poly режим с различимыми полигонами.</w:t>
       </w:r>
     </w:p>
     <w:p>
